--- a/Cracking exercises.docx
+++ b/Cracking exercises.docx
@@ -355,7 +355,13 @@
         <w:t xml:space="preserve">Write down the hash digest </w:t>
       </w:r>
       <w:r>
-        <w:t xml:space="preserve">on a post-it note </w:t>
+        <w:t>on a post-it</w:t>
+      </w:r>
+      <w:r>
+        <w:t>-</w:t>
+      </w:r>
+      <w:r>
+        <w:t xml:space="preserve">note </w:t>
       </w:r>
       <w:r>
         <w:t xml:space="preserve">and share with </w:t>
@@ -567,7 +573,15 @@
         <w:t>with</w:t>
       </w:r>
       <w:r>
-        <w:t xml:space="preserve"> any questions about CompSci A-level at Ludlow: </w:t>
+        <w:t xml:space="preserve"> any questions about </w:t>
+      </w:r>
+      <w:proofErr w:type="spellStart"/>
+      <w:r>
+        <w:t>CompSci</w:t>
+      </w:r>
+      <w:proofErr w:type="spellEnd"/>
+      <w:r>
+        <w:t xml:space="preserve"> A-level at Ludlow: </w:t>
       </w:r>
       <w:hyperlink r:id="rId8" w:history="1">
         <w:r>
@@ -1724,21 +1738,6 @@
 </file>
 
 <file path=customXml/item1.xml><?xml version="1.0" encoding="utf-8"?>
-<p:properties xmlns:p="http://schemas.microsoft.com/office/2006/metadata/properties" xmlns:xsi="http://www.w3.org/2001/XMLSchema-instance" xmlns:pc="http://schemas.microsoft.com/office/infopath/2007/PartnerControls">
-  <documentManagement/>
-</p:properties>
-</file>
-
-<file path=customXml/item2.xml><?xml version="1.0" encoding="utf-8"?>
-<?mso-contentType ?>
-<FormTemplates xmlns="http://schemas.microsoft.com/sharepoint/v3/contenttype/forms">
-  <Display>DocumentLibraryForm</Display>
-  <Edit>DocumentLibraryForm</Edit>
-  <New>DocumentLibraryForm</New>
-</FormTemplates>
-</file>
-
-<file path=customXml/item3.xml><?xml version="1.0" encoding="utf-8"?>
 <ct:contentTypeSchema xmlns:ct="http://schemas.microsoft.com/office/2006/metadata/contentType" xmlns:ma="http://schemas.microsoft.com/office/2006/metadata/properties/metaAttributes" ct:_="" ma:_="" ma:contentTypeName="Document" ma:contentTypeID="0x01010072B3A1C5FFBB7E4E95EC1B26D5116F20" ma:contentTypeVersion="14" ma:contentTypeDescription="Create a new document." ma:contentTypeScope="" ma:versionID="fcff7957e6e4c1538c5dbedadba0b218">
   <xsd:schema xmlns:xsd="http://www.w3.org/2001/XMLSchema" xmlns:xs="http://www.w3.org/2001/XMLSchema" xmlns:p="http://schemas.microsoft.com/office/2006/metadata/properties" xmlns:ns3="f0e36129-6cc5-40d3-9e71-9f0d6fe3d16e" xmlns:ns4="13326e12-defd-49a1-8fd7-d047e9180046" targetNamespace="http://schemas.microsoft.com/office/2006/metadata/properties" ma:root="true" ma:fieldsID="eb10458e3543d5f95e67816da6d3e90c" ns3:_="" ns4:_="">
     <xsd:import namespace="f0e36129-6cc5-40d3-9e71-9f0d6fe3d16e"/>
@@ -1967,24 +1966,22 @@
 </ct:contentTypeSchema>
 </file>
 
-<file path=customXml/itemProps1.xml><?xml version="1.0" encoding="utf-8"?>
-<ds:datastoreItem xmlns:ds="http://schemas.openxmlformats.org/officeDocument/2006/customXml" ds:itemID="{9BBCAFCB-D7F6-4A59-BC9A-95504C03EC41}">
-  <ds:schemaRefs>
-    <ds:schemaRef ds:uri="http://schemas.microsoft.com/office/2006/metadata/properties"/>
-    <ds:schemaRef ds:uri="http://schemas.microsoft.com/office/infopath/2007/PartnerControls"/>
-  </ds:schemaRefs>
-</ds:datastoreItem>
+<file path=customXml/item2.xml><?xml version="1.0" encoding="utf-8"?>
+<?mso-contentType ?>
+<FormTemplates xmlns="http://schemas.microsoft.com/sharepoint/v3/contenttype/forms">
+  <Display>DocumentLibraryForm</Display>
+  <Edit>DocumentLibraryForm</Edit>
+  <New>DocumentLibraryForm</New>
+</FormTemplates>
 </file>
 
-<file path=customXml/itemProps2.xml><?xml version="1.0" encoding="utf-8"?>
-<ds:datastoreItem xmlns:ds="http://schemas.openxmlformats.org/officeDocument/2006/customXml" ds:itemID="{503ED3D8-96C5-4053-AC79-A526A8C4A3C9}">
-  <ds:schemaRefs>
-    <ds:schemaRef ds:uri="http://schemas.microsoft.com/sharepoint/v3/contenttype/forms"/>
-  </ds:schemaRefs>
-</ds:datastoreItem>
+<file path=customXml/item3.xml><?xml version="1.0" encoding="utf-8"?>
+<p:properties xmlns:p="http://schemas.microsoft.com/office/2006/metadata/properties" xmlns:xsi="http://www.w3.org/2001/XMLSchema-instance" xmlns:pc="http://schemas.microsoft.com/office/infopath/2007/PartnerControls">
+  <documentManagement/>
+</p:properties>
 </file>
 
-<file path=customXml/itemProps3.xml><?xml version="1.0" encoding="utf-8"?>
+<file path=customXml/itemProps1.xml><?xml version="1.0" encoding="utf-8"?>
 <ds:datastoreItem xmlns:ds="http://schemas.openxmlformats.org/officeDocument/2006/customXml" ds:itemID="{9DD5B1F2-8744-40EF-BD61-135FA504BA0C}">
   <ds:schemaRefs>
     <ds:schemaRef ds:uri="http://schemas.microsoft.com/office/2006/metadata/contentType"/>
@@ -2001,4 +1998,21 @@
     <ds:schemaRef ds:uri="http://schemas.microsoft.com/internal/obd"/>
   </ds:schemaRefs>
 </ds:datastoreItem>
+</file>
+
+<file path=customXml/itemProps2.xml><?xml version="1.0" encoding="utf-8"?>
+<ds:datastoreItem xmlns:ds="http://schemas.openxmlformats.org/officeDocument/2006/customXml" ds:itemID="{503ED3D8-96C5-4053-AC79-A526A8C4A3C9}">
+  <ds:schemaRefs>
+    <ds:schemaRef ds:uri="http://schemas.microsoft.com/sharepoint/v3/contenttype/forms"/>
+  </ds:schemaRefs>
+</ds:datastoreItem>
+</file>
+
+<file path=customXml/itemProps3.xml><?xml version="1.0" encoding="utf-8"?>
+<ds:datastoreItem xmlns:ds="http://schemas.openxmlformats.org/officeDocument/2006/customXml" ds:itemID="{9BBCAFCB-D7F6-4A59-BC9A-95504C03EC41}">
+  <ds:schemaRefs>
+    <ds:schemaRef ds:uri="http://schemas.microsoft.com/office/2006/metadata/properties"/>
+    <ds:schemaRef ds:uri="http://schemas.microsoft.com/office/infopath/2007/PartnerControls"/>
+  </ds:schemaRefs>
+</ds:datastoreItem>
 </file>